--- a/descargas/primaria-4-6/word/PRESENTE_primaria-4-6_s4_lunes-21-dic.docx
+++ b/descargas/primaria-4-6/word/PRESENTE_primaria-4-6_s4_lunes-21-dic.docx
@@ -86,7 +86,7 @@
       </w:pPr>
       <w:r>
         <w:rPr/>
-        <w:t xml:space="preserve">«Ayer encendimos la cuarta vela. A la caja le falta su última pieza». Se cuelga la tarjeta grande de la plantilla 4: «Para: ti. De: Dios». «El regalo tiene destinatario. Y un regalo, cuando llega, pide una respuesta».</w:t>
+        <w:t xml:space="preserve">«Ayer encendimos la cuarta vela. Fijaos en lo que pone detrás de nuestra señal». Se gira el símbolo y se lee: «Para: ti. De: Dios». «El regalo tiene destinatario. Y un regalo, cuando llega, pide una respuesta».</w:t>
       </w:r>
     </w:p>
     <w:p>
@@ -370,7 +370,7 @@
       </w:pPr>
       <w:r>
         <w:rPr/>
-        <w:t xml:space="preserve">Cuando nos piden algo, a veces decimos «ahora voy» (y no vamos), «luego» o «que lo haga otro». María, siendo muy joven, tuvo dudas («¿Cómo será eso?»), pero dijo: «He aquí la esclava del Señor», es decir, «aquí estoy». Aquí y ahora. Gracias a su respuesta, Dios pudo hacerse presente en el mundo. Si se usan, cada alumno recibe una tarjeta pequeña de la plantilla 4, escribe su nombre en «Para» y, por detrás, «Aquí estoy para…».</w:t>
+        <w:t xml:space="preserve">Cuando nos piden algo, a veces decimos «ahora voy» (y no vamos), «luego» o «que lo haga otro». María, siendo muy joven, tuvo dudas («¿Cómo será eso?»), pero dijo: «He aquí la esclava del Señor», es decir, «aquí estoy». Aquí y ahora. Gracias a su respuesta, Dios pudo hacerse presente en el mundo. Cada alumno recibe su tarjeta de la plantilla 4, escribe delante su nombre y, por detrás, «Esta semana estaré presente para…», y la deja dentro de la caja: ¡Presente!</w:t>
       </w:r>
     </w:p>
     <w:p>
